--- a/src/content/bios/Kirchner-N 2012.docx
+++ b/src/content/bios/Kirchner-N 2012.docx
@@ -1113,29 +1113,25 @@
       <w:r>
         <w:rPr>
           <w:rFonts w:ascii="Times New Roman" w:eastAsia="Times New Roman" w:hAnsi="Times New Roman" w:cs="Times New Roman"/>
-          <w:b/>
+          <w:sz w:val="24"/>
+          <w:szCs w:val="24"/>
+          <w:lang w:val="en-GB" w:eastAsia="de-DE"/>
+        </w:rPr>
+        <w:t xml:space="preserve"> (</w:t>
+      </w:r>
+      <w:r>
+        <w:rPr>
+          <w:rFonts w:ascii="Times New Roman" w:eastAsia="Times New Roman" w:hAnsi="Times New Roman" w:cs="Times New Roman"/>
           <w:bCs/>
           <w:sz w:val="24"/>
           <w:szCs w:val="24"/>
           <w:lang w:val="en-GB" w:eastAsia="de-DE"/>
         </w:rPr>
-        <w:t xml:space="preserve"> (</w:t>
-      </w:r>
-      <w:r>
-        <w:rPr>
-          <w:rFonts w:ascii="Times New Roman" w:eastAsia="Times New Roman" w:hAnsi="Times New Roman" w:cs="Times New Roman"/>
-          <w:bCs/>
-          <w:sz w:val="24"/>
-          <w:szCs w:val="24"/>
-          <w:lang w:val="en-GB" w:eastAsia="de-DE"/>
-        </w:rPr>
         <w:t>UNASUR)</w:t>
       </w:r>
       <w:r>
         <w:rPr>
           <w:rFonts w:ascii="Times New Roman" w:eastAsia="Times New Roman" w:hAnsi="Times New Roman" w:cs="Times New Roman"/>
-          <w:b/>
-          <w:bCs/>
           <w:sz w:val="24"/>
           <w:szCs w:val="24"/>
           <w:lang w:val="en-GB" w:eastAsia="de-DE"/>
